--- a/a7/build/out/u4/A7 4.04  Independent Set.docx
+++ b/a7/build/out/u4/A7 4.04  Independent Set.docx
@@ -308,7 +308,7 @@
                 <w:color w:val="1A1A1A"/>
                 <w:sz w:val="22"/>
               </w:rPr>
-              <w:t>How many significant digits are in  0.00710  metres?</w:t>
+              <w:t>How many significant digits are in  0.00710  meters?</w:t>
             </w:r>
           </w:p>
           <w:p>
@@ -572,7 +572,7 @@
                 <w:color w:val="1A1A1A"/>
                 <w:sz w:val="22"/>
               </w:rPr>
-              <w:t xml:space="preserve">  metres, both measured. Write the sum with the correct precision.</w:t>
+              <w:t xml:space="preserve">  meters, both measured. Write the sum with the correct precision.</w:t>
             </w:r>
           </w:p>
           <w:p>
